--- a/bantane_shift_optimization_manual.docx
+++ b/bantane_shift_optimization_manual.docx
@@ -443,6 +443,12 @@
     <w:p>
       <w:r>
         <w:t>・セル：その日の担当業務</w:t>
+      </w:r>
+    </w:p>
+    <w:p>
+      <w:pPr/>
+      <w:r>
+        <w:t>※ 午後に個人業務があるスタッフは、午前の業務に優先的に割り当てられます。午前に個人業務があるスタッフは午後の業務に優先的に割り当てられます。</w:t>
       </w:r>
     </w:p>
     <w:p>

--- a/bantane_shift_optimization_manual.docx
+++ b/bantane_shift_optimization_manual.docx
@@ -22,7 +22,7 @@
     </w:p>
     <w:p>
       <w:r>
-        <w:t>最終更新: 2026年06月15日</w:t>
+        <w:t>最終更新: 2026年06月17日</w:t>
       </w:r>
     </w:p>
     <w:p/>
@@ -407,6 +407,146 @@
     <w:p>
       <w:r>
         <w:t>シフト作成時と同様にファイルをアプリ画面にドラッグ＆ドロップします。アプリが自動的にファイルの種類を判別し、可視化モードで処理を開始します。</w:t>
+      </w:r>
+    </w:p>
+    <w:p>
+      <w:pPr>
+        <w:pStyle w:val="Heading2"/>
+      </w:pPr>
+      <w:r>
+        <w:t>手作業でシフトを修正した後の可視化</w:t>
+      </w:r>
+    </w:p>
+    <w:p>
+      <w:pPr/>
+      <w:r>
+        <w:t>最適化で作成されたシフトを手作業で変更し、変更後のガントチャートやカレンダーを確認したい場合は、以下の手順で行います。</w:t>
+      </w:r>
+    </w:p>
+    <w:p>
+      <w:pPr>
+        <w:pStyle w:val="Heading3"/>
+      </w:pPr>
+      <w:r>
+        <w:t>編集対象のファイルとシート</w:t>
+      </w:r>
+    </w:p>
+    <w:p>
+      <w:pPr/>
+      <w:r>
+        <w:t>出力ファイル（output_opt_日付.xlsx）の「割当情報」シートを編集します。</w:t>
+      </w:r>
+    </w:p>
+    <w:p>
+      <w:pPr/>
+      <w:r>
+        <w:t>【割当情報シートの主な列】</w:t>
+      </w:r>
+    </w:p>
+    <w:p>
+      <w:pPr/>
+      <w:r>
+        <w:t>・date：日付（21〜20の数字）</w:t>
+      </w:r>
+    </w:p>
+    <w:p>
+      <w:pPr/>
+      <w:r>
+        <w:t>・room：部屋名</w:t>
+      </w:r>
+    </w:p>
+    <w:p>
+      <w:pPr/>
+      <w:r>
+        <w:t>・dept：科名</w:t>
+      </w:r>
+    </w:p>
+    <w:p>
+      <w:pPr/>
+      <w:r>
+        <w:t>・start / end：業務の開始・終了時刻</w:t>
+      </w:r>
+    </w:p>
+    <w:p>
+      <w:pPr/>
+      <w:r>
+        <w:t>・assign_A：職種１の担当スタッフ名（カンマ区切り）</w:t>
+      </w:r>
+    </w:p>
+    <w:p>
+      <w:pPr/>
+      <w:r>
+        <w:t>・assign_B：職種２の担当スタッフ名（カンマ区切り）</w:t>
+      </w:r>
+    </w:p>
+    <w:p>
+      <w:pPr>
+        <w:pStyle w:val="Heading3"/>
+      </w:pPr>
+      <w:r>
+        <w:t>手順</w:t>
+      </w:r>
+    </w:p>
+    <w:p>
+      <w:pPr/>
+      <w:r>
+        <w:t>1. output_opt_日付.xlsx を開き、「割当情報」シートを表示します</w:t>
+      </w:r>
+    </w:p>
+    <w:p>
+      <w:pPr/>
+      <w:r>
+        <w:t>2. assign_A列またはassign_B列のスタッフ名を手作業で変更します</w:t>
+      </w:r>
+    </w:p>
+    <w:p>
+      <w:pPr/>
+      <w:r>
+        <w:t xml:space="preserve">   例：「後藤,ばんたね１」→「後藤,横田」（ダミーを実スタッフに変更）</w:t>
+      </w:r>
+    </w:p>
+    <w:p>
+      <w:pPr/>
+      <w:r>
+        <w:t>3. ファイルを保存して閉じます</w:t>
+      </w:r>
+    </w:p>
+    <w:p>
+      <w:pPr/>
+      <w:r>
+        <w:t>4. 変更したoutput_opt_日付.xlsxをアプリ画面にドラッグ＆ドロップします</w:t>
+      </w:r>
+    </w:p>
+    <w:p>
+      <w:pPr/>
+      <w:r>
+        <w:t>5. アプリが自動的に可視化モードで処理し、新しいカレンダー・ガントチャートが作成されます</w:t>
+      </w:r>
+    </w:p>
+    <w:p>
+      <w:pPr>
+        <w:pStyle w:val="Heading3"/>
+      </w:pPr>
+      <w:r>
+        <w:t>注意事項</w:t>
+      </w:r>
+    </w:p>
+    <w:p>
+      <w:pPr/>
+      <w:r>
+        <w:t>・変更するのは「割当情報」シートのassign_A / assign_B列のみです。他のシート（個人カレンダー、ガントチャート等）は自動的に再生成されます。</w:t>
+      </w:r>
+    </w:p>
+    <w:p>
+      <w:pPr/>
+      <w:r>
+        <w:t>・スタッフ名はsetting.xlsxのdictA/dictBシートに登録されている「name」と一致させてください。</w:t>
+      </w:r>
+    </w:p>
+    <w:p>
+      <w:pPr/>
+      <w:r>
+        <w:t>・1つの業務に複数のスタッフを割り当てる場合は、カンマ（,）で区切ります（例：「後藤,横田」）。</w:t>
       </w:r>
     </w:p>
     <w:p>
@@ -878,12 +1018,14 @@
         <w:pStyle w:val="Heading2"/>
       </w:pPr>
       <w:r>
-        <w:t>警告：「settingに定義されていないメンバー」</w:t>
+        <w:t>エラー：「未登録スタッフ」</w:t>
       </w:r>
     </w:p>
     <w:p>
       <w:r>
-        <w:t>この警告は、勤務入力表にsettingで定義されていないメンバーが含まれている場合に表示されます。エラーではなく警告のため、処理は続行されます。該当メンバーはシフト対象外として無視されます。</w:t>
+        <w:t>この警告は、勤務入力表にsettingで定義されていないメンバーが含まれている場合に表示されます。処理は中断され、該当メンバーの名前が表示されます。</w:t>
+        <w:br/>
+        <w:t>setting.xlsxのjobA/jobB・dictA/dictB・orderA/orderBシートに新メンバーを追加してから、アプリを再起動してください。</w:t>
       </w:r>
     </w:p>
     <w:p>
@@ -971,6 +1113,12 @@
       </w:pPr>
       <w:r>
         <w:t>改訂履歴</w:t>
+      </w:r>
+    </w:p>
+    <w:p>
+      <w:pPr/>
+      <w:r>
+        <w:t>2026/06/17 - 手作業シフト変更後の可視化手順を追加。未登録スタッフ警告をブロッキングエラーに変更。ダミースタッフ判定をload=reserve列ベースに変更。ダミー割当の実スタッフ置換ポスト処理を追加。</w:t>
       </w:r>
     </w:p>
     <w:tbl>

--- a/bantane_shift_optimization_manual.docx
+++ b/bantane_shift_optimization_manual.docx
@@ -160,12 +160,13 @@
     </w:p>
     <w:p>
       <w:r>
-        <w:t>このアプリは起動時の日付から一番近い未来の21日から翌月20日までの1つの期間（以後、単に「期間」と表現します）を対象として扱います。</w:t>
+        <w:t>このアプリはデフォルトで、起動日の日付に基づき次に来る21日から翌月20日までの1つの期間（以後、単に「期間」と表現します）を対象として扱います。具体的には、起動日が1日〜20日であればその月の21日から、21日以降であれば翌月の21日から始まる期間が対象です。</w:t>
       </w:r>
     </w:p>
     <w:p>
       <w:r>
-        <w:t>例：2026年6月10日までに起動した場合 → 2026年6月21日〜2026年7月20日が対象</w:t>
+        <w:t>例1：2026年6月1日〜6月20日に起動 → 2026年6月21日〜7月20日が対象（= 6月分）
+例2：2026年6月21日〜7月20日に起動 → 2026年7月21日〜8月20日が対象（= 7月分）</w:t>
       </w:r>
     </w:p>
     <w:p>
@@ -855,12 +856,12 @@
     </w:p>
     <w:p>
       <w:r>
-        <w:t>3. 「同月修正モード」の設定に基づく期間</w:t>
+        <w:t>3. 「同月修正モード」の設定に基づく期間（ONの場合、現在含まれている期間＝今日が21日以降なら今月、20日以前なら先月）</w:t>
       </w:r>
     </w:p>
     <w:p>
       <w:r>
-        <w:t>4. 起動日の日付から計算した期間（デフォルト）</w:t>
+        <w:t>4. 起動日の日付から計算した期間（デフォルト：次に来る21日からの期間）</w:t>
       </w:r>
     </w:p>
     <w:p>

--- a/bantane_shift_optimization_manual.docx
+++ b/bantane_shift_optimization_manual.docx
@@ -381,7 +381,7 @@
     </w:p>
     <w:p>
       <w:r>
-        <w:t>処理が完了すると、「files」フォルダに結果ファイル（output_opt_日付.xlsx）が作成されます。</w:t>
+        <w:t>処理が完了すると、「output」フォルダに結果ファイル（output_opt_日付.xlsx）が作成されます。</w:t>
       </w:r>
     </w:p>
     <w:p>
@@ -1089,7 +1089,7 @@
     <w:p/>
     <w:p>
       <w:r>
-        <w:t>アプリケーションフォルダ/</w:t>
+        <w:t>アプリケーションフォルダ/├── BantaneShiftOptimizer.exe（またはapp.py） ← アプリ本体├── start.bat                                  ← 起動スクリプト（Python版用）├── files/                                     ← 設定ファイルフォルダ│   ├── setting*.xlsx                          ← 基本設定ファイル（必須）│   └── .license                               ← ライセンスファイル（任意）├── input/                                     ← 入力ファイルフォルダ│   └── input_*.xls                            ← 勤務入力表├── output/                                    ← 出力ファイルフォルダ（自動生成）│   └── output_*.xlsx                          ← 出力ファイル（自動生成）├── temporary/                                 ← 一時ファイル用フォルダ（自動生成）└── shift_app.log                              ← ログファイル（自動生成）</w:t>
         <w:br/>
         <w:t>├── BantaneShiftOptimizer.exe（またはapp.py） ← アプリ本体</w:t>
         <w:br/>

--- a/bantane_shift_optimization_manual.docx
+++ b/bantane_shift_optimization_manual.docx
@@ -1089,23 +1089,26 @@
     <w:p/>
     <w:p>
       <w:r>
-        <w:t>アプリケーションフォルダ/├── BantaneShiftOptimizer.exe（またはapp.py） ← アプリ本体├── start.bat                                  ← 起動スクリプト（Python版用）├── files/                                     ← 設定ファイルフォルダ│   ├── setting*.xlsx                          ← 基本設定ファイル（必須）│   └── .license                               ← ライセンスファイル（任意）├── input/                                     ← 入力ファイルフォルダ│   └── input_*.xls                            ← 勤務入力表├── output/                                    ← 出力ファイルフォルダ（自動生成）│   └── output_*.xlsx                          ← 出力ファイル（自動生成）├── temporary/                                 ← 一時ファイル用フォルダ（自動生成）└── shift_app.log                              ← ログファイル（自動生成）</w:t>
+        <w:t xml:space="preserve">アプリケーションフォルダ/
+├── BantaneShiftOptimizer.exe（またはapp.py） ← アプリ本体
+├── start.bat                                  ← 起動スクリプト（Python版用）
+├── files/                                     ← 設定ファイルフォルダ
+│   ├── setting*.xlsx                          ← 基本設定ファイル（必須）
+│   └── .license                               ← ライセンスファイル（任意）
+├── input/                                     ← 入力ファイルフォルダ
+│   └── input_*.xls                            ← 勤務入力表
+├── output/                                    ← 出力ファイルフォルダ（自動生成）
+│   └── output_*.xlsx                          ← 出力ファイル（自動生成）
+├── temporary/                                 ← 一時ファイル用フォルダ（自動生成）
+└── shift_app.log                              ← ログファイル（自動生成）</w:t>
         <w:br/>
-        <w:t>├── BantaneShiftOptimizer.exe（またはapp.py） ← アプリ本体</w:t>
         <w:br/>
-        <w:t>├── start.bat                                  ← 起動スクリプト（Python版用）</w:t>
         <w:br/>
-        <w:t>├── files/                                     ← 入出力ファイルフォルダ</w:t>
         <w:br/>
-        <w:t>│   ├── setting*.xlsx                          ← 基本設定ファイル（必須）</w:t>
         <w:br/>
-        <w:t>│   ├── manual*.xlsx                           ← 手動入力用ファイル（任意）</w:t>
         <w:br/>
-        <w:t>│   └── output_*.xlsx                          ← 出力ファイル（自動生成）</w:t>
         <w:br/>
-        <w:t>├── temporary/                                 ← 一時ファイル用フォルダ（自動生成）</w:t>
         <w:br/>
-        <w:t>└── shift_app.log                              ← ログファイル（自動生成）</w:t>
       </w:r>
     </w:p>
     <w:p>
@@ -1119,7 +1122,7 @@
     <w:p>
       <w:pPr/>
       <w:r>
-        <w:t>2026/06/17 - 手作業シフト変更後の可視化手順を追加。未登録スタッフ警告をブロッキングエラーに変更。ダミースタッフ判定をload=reserve列ベースに変更。ダミー割当の実スタッフ置換ポスト処理を追加。</w:t>
+        <w:t>2026/06/17 - 手作業シフト変更後の可視化手順を追加。未登録スタッフ警告をブロッキングエラーに変更。ダミースタッフ判定をload=reserve列ベースに変更。ダミー割当の実スタッフ置換ポスト処理を追加。出力先をoutputフォルダに変更。対象期間ロジックの説明を明確化。</w:t>
       </w:r>
     </w:p>
     <w:tbl>

--- a/bantane_shift_optimization_manual.docx
+++ b/bantane_shift_optimization_manual.docx
@@ -84,6 +84,15 @@
         <w:t>10. 困ったとき</w:t>
       </w:r>
     </w:p>
+    <w:p>
+      <w:pPr>
+        <w:pStyle w:val="Normal"/>
+      </w:pPr>
+      <w:r>
+        <w:t>付録：制約設定（penaltiesシート）</w:t>
+      </w:r>
+    </w:p>
+    <w:p/>
     <w:p>
       <w:r>
         <w:br w:type="page"/>
@@ -1086,6 +1095,137 @@
         <w:t>システムのフォルダ構成は以下のようになっています。</w:t>
       </w:r>
     </w:p>
+    <w:p>
+      <w:pPr>
+        <w:pStyle w:val="Heading1"/>
+      </w:pPr>
+      <w:r>
+        <w:t xml:space="preserve">付録：制約設定（penaltiesシート）</w:t>
+      </w:r>
+    </w:p>
+    <w:p>
+      <w:pPr>
+        <w:pStyle w:val="Normal"/>
+      </w:pPr>
+      <w:r>
+        <w:t xml:space="preserve">setting.xlsxのpenaltiesシートで、最適化の制約条件とペナルティを設定できます。各制約にはname（名前）、thres（閾値）、value（ペナルティ値）、type（hard/soft）の4列があります。</w:t>
+      </w:r>
+    </w:p>
+    <w:p>
+      <w:pPr>
+        <w:pStyle w:val="Heading2"/>
+      </w:pPr>
+      <w:r>
+        <w:t xml:space="preserve">ハード制約（type=hard）</w:t>
+      </w:r>
+    </w:p>
+    <w:p>
+      <w:pPr>
+        <w:pStyle w:val="Normal"/>
+      </w:pPr>
+      <w:r>
+        <w:t xml:space="preserve">ハード制約は必ず守られる条件です。違反する解は生成されません。</w:t>
+      </w:r>
+    </w:p>
+    <w:p>
+      <w:pPr>
+        <w:pStyle w:val="Normal"/>
+      </w:pPr>
+      <w:r>
+        <w:t xml:space="preserve">・number：各業務の必要人数を厳密に守る
+・senior：シニアスタッフの割当制約
+・avoid：回避指定された業務への割当を禁止する
+・overlap：同一スタッフが同時間帯に複数業務を担当しないようにする</w:t>
+      </w:r>
+    </w:p>
+    <w:p>
+      <w:pPr>
+        <w:pStyle w:val="Heading2"/>
+      </w:pPr>
+      <w:r>
+        <w:t xml:space="preserve">ソフト制約（type=soft）</w:t>
+      </w:r>
+    </w:p>
+    <w:p>
+      <w:pPr>
+        <w:pStyle w:val="Normal"/>
+      </w:pPr>
+      <w:r>
+        <w:t xml:space="preserve">ソフト制約はペナルティで制御されます。value値が大きいほど強く考慮されます。</w:t>
+      </w:r>
+    </w:p>
+    <w:p>
+      <w:pPr>
+        <w:pStyle w:val="Normal"/>
+      </w:pPr>
+      <w:r>
+        <w:t xml:space="preserve">・prefer（value=設定値）：希望業務への割当に報酬を付与
+・order（value=設定値）：業務ごとの優先順位に基づくペナルティ
+・after_duty（value=設定値）：当直明けの業務割当にペナルティ
+・duty_priority（value=設定値）：個人業務前後の業務割当を優先
+・dummy（value=設定値）：ダミースタッフ（load=reserve）の割当にペナルティ。実スタッフで対応可能な場合は大幅に強化</w:t>
+      </w:r>
+    </w:p>
+    <w:p>
+      <w:pPr>
+        <w:pStyle w:val="Heading2"/>
+      </w:pPr>
+      <w:r>
+        <w:t xml:space="preserve">負荷平準化の制約</w:t>
+      </w:r>
+    </w:p>
+    <w:p>
+      <w:pPr>
+        <w:pStyle w:val="Normal"/>
+      </w:pPr>
+      <w:r>
+        <w:t xml:space="preserve">以下の制約は、jobA/jobBシートのload列と連動してスタッフ間の業務量バランスを制御します。</w:t>
+      </w:r>
+    </w:p>
+    <w:p>
+      <w:pPr>
+        <w:pStyle w:val="Normal"/>
+      </w:pPr>
+      <w:r>
+        <w:t xml:space="preserve">・diff（thres=許容差%、value=設定値）：同じloadグループ内でスタッフ間の業務量差がthres%を超えた場合にペナルティが発生します。例：thres=40の場合、グループ平均業務量の40%までの差は許容されます。</w:t>
+      </w:r>
+    </w:p>
+    <w:p>
+      <w:pPr>
+        <w:pStyle w:val="Normal"/>
+      </w:pPr>
+      <w:r>
+        <w:t xml:space="preserve">・more（thres=増加率%、value=設定値）：load=moreのスタッフは、normalグループの平均業務量よりthres%多い業務量が目標になります。例：thres=20の場合、normalの平均が10件ならmoreスタッフの目標は12件です。目標に達しない場合にペナルティが発生します。</w:t>
+      </w:r>
+    </w:p>
+    <w:p>
+      <w:pPr>
+        <w:pStyle w:val="Normal"/>
+      </w:pPr>
+      <w:r>
+        <w:t xml:space="preserve">・less（thres=減少率%、value=設定値）：load=lessのスタッフは、normalグループの平均業務量よりthres%少ない業務量が目標になります。例：thres=20の場合、normalの平均が10件ならlessスタッフの目標は8件です。目標を超えた場合にペナルティが発生します。</w:t>
+      </w:r>
+    </w:p>
+    <w:p>
+      <w:pPr>
+        <w:pStyle w:val="Normal"/>
+      </w:pPr>
+      <w:r>
+        <w:t xml:space="preserve">load列の値と意味：
+・normal：標準的な業務量
+・more：normalより多い業務量（+thres%）
+・less：normalより少ない業務量（-thres%）
+・reserve：ダミースタッフ（実スタッフで不足する場合のみ割当）</w:t>
+      </w:r>
+    </w:p>
+    <w:p>
+      <w:pPr>
+        <w:pStyle w:val="Normal"/>
+      </w:pPr>
+      <w:r>
+        <w:t xml:space="preserve"/>
+      </w:r>
+    </w:p>
     <w:p/>
     <w:p>
       <w:r>
@@ -1123,6 +1263,8 @@
       <w:pPr/>
       <w:r>
         <w:t>2026/06/17 - 手作業シフト変更後の可視化手順を追加。未登録スタッフ警告をブロッキングエラーに変更。ダミースタッフ判定をload=reserve列ベースに変更。ダミー割当の実スタッフ置換ポスト処理を追加。出力先をoutputフォルダに変更。対象期間ロジックの説明を明確化。</w:t>
+        <w:br/>
+        <w:t>2026/06/17 - penaltiesシートの制約説明を追加。diffのthres（閾値%）を実装。more/lessのクロスグループ制約を実装（normalに対して±thres%の業務量目標）。workload参照をdiffに統合。</w:t>
       </w:r>
     </w:p>
     <w:tbl>
